--- a/code-graph/CODE-GRAPH.docx
+++ b/code-graph/CODE-GRAPH.docx
@@ -390,7 +390,9 @@
         <w:br/>
         <w:t>├── RULES.md                     ← Quy tắc tổ chức, phân cấp, luồng giao việc</w:t>
         <w:br/>
-        <w:t>└── WORKFLOW.md                  ← Ví dụ workflow mẫu theo từng scenario</w:t>
+        <w:t>├── WORKFLOW.md                  ← Ví dụ workflow mẫu theo từng scenario</w:t>
+        <w:br/>
+        <w:t>└── setup-gemini-link.ps1        ← Script PowerShell cấu hình Junction Link dùng chung</w:t>
       </w:r>
     </w:p>
     <w:p>
@@ -5012,6 +5014,72 @@
           </w:p>
         </w:tc>
       </w:tr>
+      <w:tr>
+        <w:tc>
+          <w:tcPr>
+            <w:tcW w:type="dxa" w:w="3230"/>
+            <w:shd w:val="clear" w:color="auto" w:fill="B8B3D6"/>
+            <w:tcBorders>
+              <w:top w:val="single" w:sz="4" w:space="0" w:color="CBCBCB"/>
+              <w:left w:val="single" w:sz="4" w:space="0" w:color="CBCBCB"/>
+              <w:bottom w:val="single" w:sz="4" w:space="0" w:color="CBCBCB"/>
+              <w:right w:val="single" w:sz="4" w:space="0" w:color="CBCBCB"/>
+            </w:tcBorders>
+          </w:tcPr>
+          <w:p>
+            <w:r>
+              <w:rPr>
+                <w:sz w:val="20"/>
+              </w:rPr>
+              <w:t>Link setup script</w:t>
+            </w:r>
+          </w:p>
+        </w:tc>
+        <w:tc>
+          <w:tcPr>
+            <w:tcW w:type="dxa" w:w="3230"/>
+            <w:shd w:val="clear" w:color="auto" w:fill="B8B3D6"/>
+            <w:tcBorders>
+              <w:top w:val="single" w:sz="4" w:space="0" w:color="CBCBCB"/>
+              <w:left w:val="single" w:sz="4" w:space="0" w:color="CBCBCB"/>
+              <w:bottom w:val="single" w:sz="4" w:space="0" w:color="CBCBCB"/>
+              <w:right w:val="single" w:sz="4" w:space="0" w:color="CBCBCB"/>
+            </w:tcBorders>
+          </w:tcPr>
+          <w:p>
+            <w:r>
+              <w:rPr>
+                <w:rFonts w:ascii="Courier New" w:hAnsi="Courier New"/>
+                <w:color w:val="F05922"/>
+                <w:sz w:val="20"/>
+              </w:rPr>
+              <w:t>setup-gemini-link.ps1</w:t>
+            </w:r>
+          </w:p>
+        </w:tc>
+        <w:tc>
+          <w:tcPr>
+            <w:tcW w:type="dxa" w:w="3230"/>
+            <w:shd w:val="clear" w:color="auto" w:fill="B8B3D6"/>
+            <w:tcBorders>
+              <w:top w:val="single" w:sz="4" w:space="0" w:color="CBCBCB"/>
+              <w:left w:val="single" w:sz="4" w:space="0" w:color="CBCBCB"/>
+              <w:bottom w:val="single" w:sz="4" w:space="0" w:color="CBCBCB"/>
+              <w:right w:val="single" w:sz="4" w:space="0" w:color="CBCBCB"/>
+            </w:tcBorders>
+          </w:tcPr>
+          <w:p>
+            <w:r>
+              <w:rPr>
+                <w:rFonts w:ascii="Courier New" w:hAnsi="Courier New"/>
+                <w:color w:val="F05922"/>
+                <w:sz w:val="20"/>
+              </w:rPr>
+              <w:t>.\setup-gemini-link.ps1 -ProjectDir &lt;path&gt;</w:t>
+            </w:r>
+          </w:p>
+        </w:tc>
+      </w:tr>
     </w:tbl>
     <w:p/>
     <w:p>
@@ -6625,7 +6693,7 @@
               <w:rPr>
                 <w:sz w:val="20"/>
               </w:rPr>
-              <w:t>2026-07-23</w:t>
+              <w:t>2026-07-27</w:t>
             </w:r>
           </w:p>
         </w:tc>
@@ -6647,7 +6715,7 @@
                 <w:color w:val="F05922"/>
                 <w:sz w:val="20"/>
               </w:rPr>
-              <w:t>src/TodoApp/</w:t>
+              <w:t>setup-gemini-link.ps1</w:t>
             </w:r>
           </w:p>
         </w:tc>
@@ -6687,7 +6755,7 @@
               <w:rPr>
                 <w:sz w:val="20"/>
               </w:rPr>
-              <w:t>Xây dựng ứng dụng TodoApp C# Windows Forms (.NET 10)</w:t>
+              <w:t>Tạo script tự động hóa thiết lập Junction Link cấu hình dùng chung</w:t>
             </w:r>
           </w:p>
         </w:tc>
@@ -6728,7 +6796,7 @@
               <w:rPr>
                 <w:sz w:val="20"/>
               </w:rPr>
-              <w:t>2026-07-12</w:t>
+              <w:t>2026-07-23</w:t>
             </w:r>
           </w:p>
         </w:tc>
@@ -6749,7 +6817,7 @@
                 <w:color w:val="F05922"/>
                 <w:sz w:val="20"/>
               </w:rPr>
-              <w:t>.gemini/evals/</w:t>
+              <w:t>src/TodoApp/</w:t>
             </w:r>
           </w:p>
         </w:tc>
@@ -6787,7 +6855,7 @@
               <w:rPr>
                 <w:sz w:val="20"/>
               </w:rPr>
-              <w:t>Tạo thư mục + 3 eval mẫu (task-planner, senior-developer, qa-engineer)</w:t>
+              <w:t>Xây dựng ứng dụng TodoApp C# Windows Forms (.NET 10)</w:t>
             </w:r>
           </w:p>
         </w:tc>
@@ -6850,7 +6918,7 @@
                 <w:color w:val="F05922"/>
                 <w:sz w:val="20"/>
               </w:rPr>
-              <w:t>code-graph/CODE-GRAPH.md</w:t>
+              <w:t>.gemini/evals/</w:t>
             </w:r>
           </w:p>
         </w:tc>
@@ -6890,7 +6958,7 @@
               <w:rPr>
                 <w:sz w:val="20"/>
               </w:rPr>
-              <w:t>Tạo bản đồ codebase ban đầu cho workspace</w:t>
+              <w:t>Tạo thư mục + 3 eval mẫu (task-planner, senior-developer, qa-engineer)</w:t>
             </w:r>
           </w:p>
         </w:tc>
@@ -6898,6 +6966,105 @@
           <w:tcPr>
             <w:tcW w:type="dxa" w:w="1938"/>
             <w:shd w:val="clear" w:color="auto" w:fill="B8B3D6"/>
+            <w:tcBorders>
+              <w:top w:val="single" w:sz="4" w:space="0" w:color="CBCBCB"/>
+              <w:left w:val="single" w:sz="4" w:space="0" w:color="CBCBCB"/>
+              <w:bottom w:val="single" w:sz="4" w:space="0" w:color="CBCBCB"/>
+              <w:right w:val="single" w:sz="4" w:space="0" w:color="CBCBCB"/>
+            </w:tcBorders>
+          </w:tcPr>
+          <w:p>
+            <w:r>
+              <w:rPr>
+                <w:sz w:val="20"/>
+              </w:rPr>
+              <w:t>senior-developer</w:t>
+            </w:r>
+          </w:p>
+        </w:tc>
+      </w:tr>
+      <w:tr>
+        <w:tc>
+          <w:tcPr>
+            <w:tcW w:type="dxa" w:w="1938"/>
+            <w:tcBorders>
+              <w:top w:val="single" w:sz="4" w:space="0" w:color="CBCBCB"/>
+              <w:left w:val="single" w:sz="4" w:space="0" w:color="CBCBCB"/>
+              <w:bottom w:val="single" w:sz="4" w:space="0" w:color="CBCBCB"/>
+              <w:right w:val="single" w:sz="4" w:space="0" w:color="CBCBCB"/>
+            </w:tcBorders>
+          </w:tcPr>
+          <w:p>
+            <w:r>
+              <w:rPr>
+                <w:sz w:val="20"/>
+              </w:rPr>
+              <w:t>2026-07-12</w:t>
+            </w:r>
+          </w:p>
+        </w:tc>
+        <w:tc>
+          <w:tcPr>
+            <w:tcW w:type="dxa" w:w="1938"/>
+            <w:tcBorders>
+              <w:top w:val="single" w:sz="4" w:space="0" w:color="CBCBCB"/>
+              <w:left w:val="single" w:sz="4" w:space="0" w:color="CBCBCB"/>
+              <w:bottom w:val="single" w:sz="4" w:space="0" w:color="CBCBCB"/>
+              <w:right w:val="single" w:sz="4" w:space="0" w:color="CBCBCB"/>
+            </w:tcBorders>
+          </w:tcPr>
+          <w:p>
+            <w:r>
+              <w:rPr>
+                <w:rFonts w:ascii="Courier New" w:hAnsi="Courier New"/>
+                <w:color w:val="F05922"/>
+                <w:sz w:val="20"/>
+              </w:rPr>
+              <w:t>code-graph/CODE-GRAPH.md</w:t>
+            </w:r>
+          </w:p>
+        </w:tc>
+        <w:tc>
+          <w:tcPr>
+            <w:tcW w:type="dxa" w:w="1938"/>
+            <w:tcBorders>
+              <w:top w:val="single" w:sz="4" w:space="0" w:color="CBCBCB"/>
+              <w:left w:val="single" w:sz="4" w:space="0" w:color="CBCBCB"/>
+              <w:bottom w:val="single" w:sz="4" w:space="0" w:color="CBCBCB"/>
+              <w:right w:val="single" w:sz="4" w:space="0" w:color="CBCBCB"/>
+            </w:tcBorders>
+          </w:tcPr>
+          <w:p>
+            <w:r>
+              <w:rPr>
+                <w:sz w:val="20"/>
+              </w:rPr>
+              <w:t>Add</w:t>
+            </w:r>
+          </w:p>
+        </w:tc>
+        <w:tc>
+          <w:tcPr>
+            <w:tcW w:type="dxa" w:w="1938"/>
+            <w:tcBorders>
+              <w:top w:val="single" w:sz="4" w:space="0" w:color="CBCBCB"/>
+              <w:left w:val="single" w:sz="4" w:space="0" w:color="CBCBCB"/>
+              <w:bottom w:val="single" w:sz="4" w:space="0" w:color="CBCBCB"/>
+              <w:right w:val="single" w:sz="4" w:space="0" w:color="CBCBCB"/>
+            </w:tcBorders>
+          </w:tcPr>
+          <w:p>
+            <w:r>
+              <w:rPr>
+                <w:sz w:val="20"/>
+              </w:rPr>
+              <w:t>Tạo bản đồ codebase ban đầu cho workspace</w:t>
+            </w:r>
+          </w:p>
+        </w:tc>
+        <w:tc>
+          <w:tcPr>
+            <w:tcW w:type="dxa" w:w="1938"/>
             <w:tcBorders>
               <w:top w:val="single" w:sz="4" w:space="0" w:color="CBCBCB"/>
               <w:left w:val="single" w:sz="4" w:space="0" w:color="CBCBCB"/>
